--- a/projects/valuepickr-open-screen/docs/Gravita India.docx
+++ b/projects/valuepickr-open-screen/docs/Gravita India.docx
@@ -286,6 +286,624 @@
         <w:spacing w:after="120" w:before="280"/>
       </w:pPr>
       <w:r>
+        <w:t xml:space="preserve">Guidance &amp; Expectation Gap</w:t>
+      </w:r>
+    </w:p>
+    <w:p>
+      <w:pPr>
+        <w:spacing w:after="120"/>
+      </w:pPr>
+      <w:r>
+        <w:rPr>
+          <w:i/>
+          <w:iCs/>
+          <w:color w:val="666666"/>
+          <w:sz w:val="18"/>
+          <w:szCs w:val="18"/>
+        </w:rPr>
+        <w:t xml:space="preserve">Management guidance decoded into commitments, graded on the expectation → action → operational → commercial → financial ladder, then compared to what the current price appears to assume. Method: playbook/guidance-and-expectation-gap.md.</w:t>
+      </w:r>
+    </w:p>
+    <w:p>
+      <w:pPr>
+        <w:spacing w:after="120"/>
+      </w:pPr>
+      <w:r>
+        <w:rPr>
+          <w:b/>
+          <w:bCs/>
+          <w:sz w:val="20"/>
+          <w:szCs w:val="20"/>
+        </w:rPr>
+        <w:t xml:space="preserve">Market expectation vs. our path:</w:t>
+      </w:r>
+    </w:p>
+    <w:tbl>
+      <w:tblPr>
+        <w:tblW w:type="dxa" w:w="9000"/>
+        <w:tblBorders>
+          <w:top w:val="single" w:color="auto" w:sz="4"/>
+          <w:left w:val="single" w:color="auto" w:sz="4"/>
+          <w:bottom w:val="single" w:color="auto" w:sz="4"/>
+          <w:right w:val="single" w:color="auto" w:sz="4"/>
+          <w:insideH w:val="single" w:color="auto" w:sz="4"/>
+          <w:insideV w:val="single" w:color="auto" w:sz="4"/>
+        </w:tblBorders>
+      </w:tblPr>
+      <w:tblGrid>
+        <w:gridCol w:w="3200"/>
+        <w:gridCol w:w="5800"/>
+      </w:tblGrid>
+      <w:tr>
+        <w:tc>
+          <w:tcPr>
+            <w:tcW w:type="dxa" w:w="3200"/>
+            <w:shd w:fill="F2F2F2" w:val="clear"/>
+          </w:tcPr>
+          <w:p>
+            <w:r>
+              <w:rPr>
+                <w:b/>
+                <w:bCs/>
+              </w:rPr>
+              <w:t xml:space="preserve">As of</w:t>
+            </w:r>
+          </w:p>
+        </w:tc>
+        <w:tc>
+          <w:tcPr>
+            <w:tcW w:type="dxa" w:w="5800"/>
+          </w:tcPr>
+          <w:p>
+            <w:r>
+              <w:t xml:space="preserve">2026-09-10</w:t>
+            </w:r>
+          </w:p>
+        </w:tc>
+      </w:tr>
+      <w:tr>
+        <w:tc>
+          <w:tcPr>
+            <w:tcW w:type="dxa" w:w="3200"/>
+            <w:shd w:fill="F2F2F2" w:val="clear"/>
+          </w:tcPr>
+          <w:p>
+            <w:r>
+              <w:rPr>
+                <w:b/>
+                <w:bCs/>
+              </w:rPr>
+              <w:t xml:space="preserve">Price / multiple</w:t>
+            </w:r>
+          </w:p>
+        </w:tc>
+        <w:tc>
+          <w:tcPr>
+            <w:tcW w:type="dxa" w:w="5800"/>
+          </w:tcPr>
+          <w:p>
+            <w:r>
+              <w:t xml:space="preserve">Rs 1696 · 31.9x P/E</w:t>
+            </w:r>
+          </w:p>
+        </w:tc>
+      </w:tr>
+      <w:tr>
+        <w:tc>
+          <w:tcPr>
+            <w:tcW w:type="dxa" w:w="3200"/>
+            <w:shd w:fill="F2F2F2" w:val="clear"/>
+          </w:tcPr>
+          <w:p>
+            <w:r>
+              <w:rPr>
+                <w:b/>
+                <w:bCs/>
+              </w:rPr>
+              <w:t xml:space="preserve">Right valuation lens</w:t>
+            </w:r>
+          </w:p>
+        </w:tc>
+        <w:tc>
+          <w:tcPr>
+            <w:tcW w:type="dxa" w:w="5800"/>
+          </w:tcPr>
+          <w:p>
+            <w:r>
+              <w:t xml:space="preserve">P/E</w:t>
+            </w:r>
+          </w:p>
+        </w:tc>
+      </w:tr>
+      <w:tr>
+        <w:tc>
+          <w:tcPr>
+            <w:tcW w:type="dxa" w:w="3200"/>
+            <w:shd w:fill="F2F2F2" w:val="clear"/>
+          </w:tcPr>
+          <w:p>
+            <w:r>
+              <w:rPr>
+                <w:b/>
+                <w:bCs/>
+              </w:rPr>
+              <w:t xml:space="preserve">Price implies</w:t>
+            </w:r>
+          </w:p>
+        </w:tc>
+        <w:tc>
+          <w:tcPr>
+            <w:tcW w:type="dxa" w:w="5800"/>
+          </w:tcPr>
+          <w:p>
+            <w:r>
+              <w:t xml:space="preserve">~32x trailing on a ~15-20% recycling compounder needs ~25% EPS CAGR FY26-28 against a ~18-22x cyclical-industrial exit; capacity utilisation has been flat ~65-75% for three quarters and ROCE has fallen 32%-&gt;17%</w:t>
+            </w:r>
+          </w:p>
+        </w:tc>
+      </w:tr>
+      <w:tr>
+        <w:tc>
+          <w:tcPr>
+            <w:tcW w:type="dxa" w:w="3200"/>
+            <w:shd w:fill="F2F2F2" w:val="clear"/>
+          </w:tcPr>
+          <w:p>
+            <w:r>
+              <w:rPr>
+                <w:b/>
+                <w:bCs/>
+              </w:rPr>
+              <w:t xml:space="preserve">Our FY27</w:t>
+            </w:r>
+          </w:p>
+        </w:tc>
+        <w:tc>
+          <w:tcPr>
+            <w:tcW w:type="dxa" w:w="5800"/>
+          </w:tcPr>
+          <w:p>
+            <w:r>
+              <w:t xml:space="preserve">revenue ~Rs 5,000-5,400 Cr (+17-25% on new capacity), OPM ~9-10%, PAT ~Rs 500-560 Cr</w:t>
+            </w:r>
+          </w:p>
+        </w:tc>
+      </w:tr>
+      <w:tr>
+        <w:tc>
+          <w:tcPr>
+            <w:tcW w:type="dxa" w:w="3200"/>
+            <w:shd w:fill="F2F2F2" w:val="clear"/>
+          </w:tcPr>
+          <w:p>
+            <w:r>
+              <w:rPr>
+                <w:b/>
+                <w:bCs/>
+              </w:rPr>
+              <w:t xml:space="preserve">Our FY28</w:t>
+            </w:r>
+          </w:p>
+        </w:tc>
+        <w:tc>
+          <w:tcPr>
+            <w:tcW w:type="dxa" w:w="5800"/>
+          </w:tcPr>
+          <w:p>
+            <w:r>
+              <w:t xml:space="preserve">revenue ~Rs 6,000-6,600 Cr if utilisation lifts and the MCX aluminium channel opens, PAT ~Rs 600-680 Cr</w:t>
+            </w:r>
+          </w:p>
+        </w:tc>
+      </w:tr>
+      <w:tr>
+        <w:tc>
+          <w:tcPr>
+            <w:tcW w:type="dxa" w:w="3200"/>
+            <w:shd w:fill="F2F2F2" w:val="clear"/>
+          </w:tcPr>
+          <w:p>
+            <w:r>
+              <w:rPr>
+                <w:b/>
+                <w:bCs/>
+              </w:rPr>
+              <w:t xml:space="preserve">Gap direction</w:t>
+            </w:r>
+          </w:p>
+        </w:tc>
+        <w:tc>
+          <w:tcPr>
+            <w:tcW w:type="dxa" w:w="5800"/>
+          </w:tcPr>
+          <w:p>
+            <w:r>
+              <w:t xml:space="preserve">over-optimistic</w:t>
+            </w:r>
+          </w:p>
+        </w:tc>
+      </w:tr>
+      <w:tr>
+        <w:tc>
+          <w:tcPr>
+            <w:tcW w:type="dxa" w:w="3200"/>
+            <w:shd w:fill="F2F2F2" w:val="clear"/>
+          </w:tcPr>
+          <w:p>
+            <w:r>
+              <w:rPr>
+                <w:b/>
+                <w:bCs/>
+              </w:rPr>
+              <w:t xml:space="preserve">Gap type</w:t>
+            </w:r>
+          </w:p>
+        </w:tc>
+        <w:tc>
+          <w:tcPr>
+            <w:tcW w:type="dxa" w:w="5800"/>
+          </w:tcPr>
+          <w:p>
+            <w:r>
+              <w:t xml:space="preserve">margin</w:t>
+            </w:r>
+          </w:p>
+        </w:tc>
+      </w:tr>
+      <w:tr>
+        <w:tc>
+          <w:tcPr>
+            <w:tcW w:type="dxa" w:w="3200"/>
+            <w:shd w:fill="F2F2F2" w:val="clear"/>
+          </w:tcPr>
+          <w:p>
+            <w:r>
+              <w:rPr>
+                <w:b/>
+                <w:bCs/>
+              </w:rPr>
+              <w:t xml:space="preserve">Gap magnitude</w:t>
+            </w:r>
+          </w:p>
+        </w:tc>
+        <w:tc>
+          <w:tcPr>
+            <w:tcW w:type="dxa" w:w="5800"/>
+          </w:tcPr>
+          <w:p>
+            <w:r>
+              <w:t xml:space="preserve">-20% (our FY28 PAT vs implied)</w:t>
+            </w:r>
+          </w:p>
+        </w:tc>
+      </w:tr>
+      <w:tr>
+        <w:tc>
+          <w:tcPr>
+            <w:tcW w:type="dxa" w:w="3200"/>
+            <w:shd w:fill="F2F2F2" w:val="clear"/>
+          </w:tcPr>
+          <w:p>
+            <w:r>
+              <w:rPr>
+                <w:b/>
+                <w:bCs/>
+              </w:rPr>
+              <w:t xml:space="preserve">Gap basis</w:t>
+            </w:r>
+          </w:p>
+        </w:tc>
+        <w:tc>
+          <w:tcPr>
+            <w:tcW w:type="dxa" w:w="5800"/>
+          </w:tcPr>
+          <w:p>
+            <w:r>
+              <w:t xml:space="preserve">32x P/E while ROCE fell 32%-&gt;17% (FY23-&gt;FY26), plastic and copper segment margins compressed (Jul-Aug 2026) and utilisation plateaued. Our FY28 PAT is ~20% below the ~25% CAGR the multiple implies; the pending MCX aluminium listing is the main unpriced catalyst.</w:t>
+            </w:r>
+          </w:p>
+        </w:tc>
+      </w:tr>
+      <w:tr>
+        <w:tc>
+          <w:tcPr>
+            <w:tcW w:type="dxa" w:w="3200"/>
+            <w:shd w:fill="F2F2F2" w:val="clear"/>
+          </w:tcPr>
+          <w:p>
+            <w:r>
+              <w:rPr>
+                <w:b/>
+                <w:bCs/>
+              </w:rPr>
+              <w:t xml:space="preserve">Evidence quality</w:t>
+            </w:r>
+          </w:p>
+        </w:tc>
+        <w:tc>
+          <w:tcPr>
+            <w:tcW w:type="dxa" w:w="5800"/>
+          </w:tcPr>
+          <w:p>
+            <w:r>
+              <w:t xml:space="preserve">moderate</w:t>
+            </w:r>
+          </w:p>
+        </w:tc>
+      </w:tr>
+    </w:tbl>
+    <w:p>
+      <w:pPr>
+        <w:spacing w:after="120"/>
+      </w:pPr>
+      <w:r>
+        <w:rPr>
+          <w:i/>
+          <w:iCs/>
+          <w:color w:val="666666"/>
+          <w:sz w:val="16"/>
+          <w:szCs w:val="16"/>
+        </w:rPr>
+        <w:t xml:space="preserve">no broker consensus; implied path is a reverse-P/E estimate + screener.in forward figures + VP thread view</w:t>
+      </w:r>
+    </w:p>
+    <w:p>
+      <w:pPr>
+        <w:pStyle w:val="Heading1"/>
+        <w:spacing w:after="120" w:before="280"/>
+      </w:pPr>
+      <w:r>
+        <w:t xml:space="preserve">Ishmohit-Lens Checks (value chain · earnings quality · growth trajectory · management · quality metrics · track record · global-signal check)</w:t>
+      </w:r>
+    </w:p>
+    <w:p>
+      <w:pPr>
+        <w:spacing w:after="120"/>
+      </w:pPr>
+      <w:r>
+        <w:rPr>
+          <w:i/>
+          <w:iCs/>
+          <w:color w:val="666666"/>
+          <w:sz w:val="18"/>
+          <w:szCs w:val="18"/>
+        </w:rPr>
+        <w:t xml:space="preserve">Extra checks drawn from @ishmohit1 / SOIC methodology (playbook/ishmohit-soic-style.md): where the company sits in its value chain and what the supply side is doing, whether a margin/PAT inflection is structural or a cyclical peak, the rate-of-change of growth vs. what the multiple demands, and management quality as a positive attribute.</w:t>
+      </w:r>
+    </w:p>
+    <w:p>
+      <w:pPr>
+        <w:spacing w:after="120"/>
+      </w:pPr>
+      <w:r>
+        <w:rPr>
+          <w:b/>
+          <w:bCs/>
+          <w:sz w:val="20"/>
+          <w:szCs w:val="20"/>
+        </w:rPr>
+        <w:t xml:space="preserve">Quality metrics (ROCE · debt · FCF · margin · capex):</w:t>
+      </w:r>
+    </w:p>
+    <w:tbl>
+      <w:tblPr>
+        <w:tblW w:type="dxa" w:w="9000"/>
+        <w:tblBorders>
+          <w:top w:val="single" w:color="auto" w:sz="4"/>
+          <w:left w:val="single" w:color="auto" w:sz="4"/>
+          <w:bottom w:val="single" w:color="auto" w:sz="4"/>
+          <w:right w:val="single" w:color="auto" w:sz="4"/>
+          <w:insideH w:val="single" w:color="auto" w:sz="4"/>
+          <w:insideV w:val="single" w:color="auto" w:sz="4"/>
+        </w:tblBorders>
+      </w:tblPr>
+      <w:tblGrid>
+        <w:gridCol w:w="3200"/>
+        <w:gridCol w:w="5800"/>
+      </w:tblGrid>
+      <w:tr>
+        <w:tc>
+          <w:tcPr>
+            <w:tcW w:type="dxa" w:w="3200"/>
+            <w:shd w:fill="F2F2F2" w:val="clear"/>
+          </w:tcPr>
+          <w:p>
+            <w:r>
+              <w:rPr>
+                <w:b/>
+                <w:bCs/>
+              </w:rPr>
+              <w:t xml:space="preserve">Assessment</w:t>
+            </w:r>
+          </w:p>
+        </w:tc>
+        <w:tc>
+          <w:tcPr>
+            <w:tcW w:type="dxa" w:w="5800"/>
+          </w:tcPr>
+          <w:p>
+            <w:r>
+              <w:t xml:space="preserve">neutral</w:t>
+            </w:r>
+          </w:p>
+        </w:tc>
+      </w:tr>
+      <w:tr>
+        <w:tc>
+          <w:tcPr>
+            <w:tcW w:type="dxa" w:w="3200"/>
+            <w:shd w:fill="F2F2F2" w:val="clear"/>
+          </w:tcPr>
+          <w:p>
+            <w:r>
+              <w:rPr>
+                <w:b/>
+                <w:bCs/>
+              </w:rPr>
+              <w:t xml:space="preserve">ROCE</w:t>
+            </w:r>
+          </w:p>
+        </w:tc>
+        <w:tc>
+          <w:tcPr>
+            <w:tcW w:type="dxa" w:w="5800"/>
+          </w:tcPr>
+          <w:p>
+            <w:r>
+              <w:t xml:space="preserve">17% (declining)</w:t>
+            </w:r>
+          </w:p>
+        </w:tc>
+      </w:tr>
+      <w:tr>
+        <w:tc>
+          <w:tcPr>
+            <w:tcW w:type="dxa" w:w="3200"/>
+            <w:shd w:fill="F2F2F2" w:val="clear"/>
+          </w:tcPr>
+          <w:p>
+            <w:r>
+              <w:rPr>
+                <w:b/>
+                <w:bCs/>
+              </w:rPr>
+              <w:t xml:space="preserve">Leverage</w:t>
+            </w:r>
+          </w:p>
+        </w:tc>
+        <w:tc>
+          <w:tcPr>
+            <w:tcW w:type="dxa" w:w="5800"/>
+          </w:tcPr>
+          <w:p>
+            <w:r>
+              <w:t xml:space="preserve">Net debt/EBITDA -1x</w:t>
+            </w:r>
+          </w:p>
+        </w:tc>
+      </w:tr>
+      <w:tr>
+        <w:tc>
+          <w:tcPr>
+            <w:tcW w:type="dxa" w:w="3200"/>
+            <w:shd w:fill="F2F2F2" w:val="clear"/>
+          </w:tcPr>
+          <w:p>
+            <w:r>
+              <w:rPr>
+                <w:b/>
+                <w:bCs/>
+              </w:rPr>
+              <w:t xml:space="preserve">FCF conversion</w:t>
+            </w:r>
+          </w:p>
+        </w:tc>
+        <w:tc>
+          <w:tcPr>
+            <w:tcW w:type="dxa" w:w="5800"/>
+          </w:tcPr>
+          <w:p>
+            <w:r>
+              <w:t xml:space="preserve">5%</w:t>
+            </w:r>
+          </w:p>
+        </w:tc>
+      </w:tr>
+      <w:tr>
+        <w:tc>
+          <w:tcPr>
+            <w:tcW w:type="dxa" w:w="3200"/>
+            <w:shd w:fill="F2F2F2" w:val="clear"/>
+          </w:tcPr>
+          <w:p>
+            <w:r>
+              <w:rPr>
+                <w:b/>
+                <w:bCs/>
+              </w:rPr>
+              <w:t xml:space="preserve">Margin trend</w:t>
+            </w:r>
+          </w:p>
+        </w:tc>
+        <w:tc>
+          <w:tcPr>
+            <w:tcW w:type="dxa" w:w="5800"/>
+          </w:tcPr>
+          <w:p>
+            <w:r>
+              <w:t xml:space="preserve">stable</w:t>
+            </w:r>
+          </w:p>
+        </w:tc>
+      </w:tr>
+      <w:tr>
+        <w:tc>
+          <w:tcPr>
+            <w:tcW w:type="dxa" w:w="3200"/>
+            <w:shd w:fill="F2F2F2" w:val="clear"/>
+          </w:tcPr>
+          <w:p>
+            <w:r>
+              <w:rPr>
+                <w:b/>
+                <w:bCs/>
+              </w:rPr>
+              <w:t xml:space="preserve">Capex efficiency</w:t>
+            </w:r>
+          </w:p>
+        </w:tc>
+        <w:tc>
+          <w:tcPr>
+            <w:tcW w:type="dxa" w:w="5800"/>
+          </w:tcPr>
+          <w:p>
+            <w:r>
+              <w:t xml:space="preserve">neutral</w:t>
+            </w:r>
+          </w:p>
+        </w:tc>
+      </w:tr>
+    </w:tbl>
+    <w:p>
+      <w:pPr>
+        <w:spacing w:after="60" w:before="120"/>
+      </w:pPr>
+      <w:r>
+        <w:rPr>
+          <w:b/>
+          <w:bCs/>
+          <w:sz w:val="20"/>
+          <w:szCs w:val="20"/>
+        </w:rPr>
+        <w:t xml:space="preserve">Track record (Coffee Can persistence check): </w:t>
+      </w:r>
+      <w:r>
+        <w:rPr>
+          <w:sz w:val="20"/>
+          <w:szCs w:val="20"/>
+        </w:rPr>
+        <w:t xml:space="preserve">cleared revenue growth ≥10% AND ROCE ≥15% in 5 of the last 8 years (consistency_score 63)</w:t>
+      </w:r>
+    </w:p>
+    <w:p>
+      <w:pPr>
+        <w:spacing w:after="120"/>
+      </w:pPr>
+      <w:r>
+        <w:rPr>
+          <w:color w:val="666666"/>
+          <w:sz w:val="18"/>
+          <w:szCs w:val="18"/>
+        </w:rPr>
+        <w:t xml:space="preserve">FY19-FY26 screener consolidated. Both revenue growth &gt;=10% AND ROCE &gt;=15% in the same FY: FY22 (+57%, ROCE 31%), FY23 (+26%, 32%), FY24 (+13%, 28%), FY25 (+22%, 22%), FY26 (+10%, 17%). FY19-FY21 missed (ROCE 13-21% with sub-10% or single-digit growth in FY20-FY21). ROCE has fallen from a 32% peak (FY23) to 17% (FY26) as newer plastic/copper verticals dilute and utilisation plateaus.</w:t>
+      </w:r>
+    </w:p>
+    <w:p>
+      <w:pPr>
+        <w:pStyle w:val="Heading1"/>
+        <w:spacing w:after="120" w:before="280"/>
+      </w:pPr>
+      <w:r>
         <w:t xml:space="preserve">Technical Read (Weekly / Monthly MACD + Bollinger Bands, or RSI/CCI/Williams %R proxy)</w:t>
       </w:r>
     </w:p>
@@ -490,6 +1108,34 @@
           <w:szCs w:val="24"/>
         </w:rPr>
         <w:t xml:space="preserve">neither</w:t>
+      </w:r>
+    </w:p>
+    <w:p>
+      <w:pPr>
+        <w:spacing w:after="120"/>
+      </w:pPr>
+      <w:r>
+        <w:rPr>
+          <w:color w:val="666666"/>
+          <w:sz w:val="20"/>
+          <w:szCs w:val="20"/>
+        </w:rPr>
+        <w:t xml:space="preserve">4-box gate — tailwind: yes · TAM: weak · moat: weak · valuation: weak  (score 2.5 / 4)</w:t>
+      </w:r>
+    </w:p>
+    <w:p>
+      <w:pPr>
+        <w:spacing w:after="120"/>
+      </w:pPr>
+      <w:r>
+        <w:rPr>
+          <w:i/>
+          <w:iCs/>
+          <w:color w:val="666666"/>
+          <w:sz w:val="20"/>
+          <w:szCs w:val="20"/>
+        </w:rPr>
+        <w:t xml:space="preserve">Secular circular-economy/recycling tailwind with a diversified international footprint is real and structural; capacity utilization flat ~65-75% for 3 consecutive quarters ('not sweating assets') — tam weak; recent margin compression in newer plastic/copper segments undermines confidence in the diversification moat — weak; no valuation data recorded, pending MCX aluminium-exchange listing is the main awaited catalyst — weak.</w:t>
       </w:r>
     </w:p>
     <w:p>
